--- a/GP3-LIVRABLE_solution_informatique_POO.docx
+++ b/GP3-LIVRABLE_solution_informatique_POO.docx
@@ -8230,7 +8230,13 @@
         </w:numPr>
       </w:pPr>
       <w:r>
-        <w:t>fichier_image.txt : grille finale attendue</w:t>
+        <w:t>image</w:t>
+      </w:r>
+      <w:r>
+        <w:t>_glider</w:t>
+      </w:r>
+      <w:r>
+        <w:t>.txt : grille finale attendue</w:t>
       </w:r>
     </w:p>
     <w:p>
@@ -9051,7 +9057,31 @@
               <w:rPr>
                 <w:lang w:val="en-US"/>
               </w:rPr>
-              <w:t xml:space="preserve"> data/seed_grid.txt data/image_grid.txt 200</w:t>
+              <w:t xml:space="preserve"> data/seed_g</w:t>
+            </w:r>
+            <w:r>
+              <w:rPr>
+                <w:lang w:val="en-US"/>
+              </w:rPr>
+              <w:t>lider</w:t>
+            </w:r>
+            <w:r>
+              <w:rPr>
+                <w:lang w:val="en-US"/>
+              </w:rPr>
+              <w:t>.txt data/image_g</w:t>
+            </w:r>
+            <w:r>
+              <w:rPr>
+                <w:lang w:val="en-US"/>
+              </w:rPr>
+              <w:t>lider</w:t>
+            </w:r>
+            <w:r>
+              <w:rPr>
+                <w:lang w:val="en-US"/>
+              </w:rPr>
+              <w:t>.txt 200</w:t>
             </w:r>
           </w:p>
         </w:tc>
